--- a/프로그래밍(Python)/sw-projects/c/3-2-5.docx
+++ b/프로그래밍(Python)/sw-projects/c/3-2-5.docx
@@ -554,24 +554,7 @@
                 <w:sz w:val="20"/>
                 <w:szCs w:val="20"/>
               </w:rPr>
-              <w:t xml:space="preserve">8자리 바코드를 입력받아 체크섬 알고리즘으로 마지막 자리(체크 숫자)의 유효성을 검증하고,</w:t>
-            </w:r>
-          </w:p>
-          <w:p>
-            <w:pPr>
-              <w:spacing w:after="40" w:before="40"/>
-              <w:jc w:val="left"/>
-            </w:pPr>
-            <w:r>
-              <w:rPr>
-                <w:rFonts w:ascii="맑은 고딕" w:cs="맑은 고딕" w:eastAsia="맑은 고딕" w:hAnsi="맑은 고딕"/>
-                <w:b w:val="false"/>
-                <w:bCs w:val="false"/>
-                <w:color w:val="000000"/>
-                <w:sz w:val="20"/>
-                <w:szCs w:val="20"/>
-              </w:rPr>
-              <w:t xml:space="preserve">일치하면 'Valid', 불일치하면 'Invalid'를 출력한다.</w:t>
+              <w:t xml:space="preserve">8자리 바코드를 입력받아 체크섬 알고리즘으로 마지막 자리(체크 숫자)의 유효성을 검증하고, 일치하면 'Valid', 불일치하면 'Invalid'를 출력한다.</w:t>
             </w:r>
           </w:p>
         </w:tc>
@@ -889,9 +872,10 @@
           <w:insideH w:val="none" w:color="FFFFFF" w:sz="0"/>
           <w:insideV w:val="none" w:color="FFFFFF" w:sz="0"/>
         </w:tblBorders>
+        <w:tblLayout w:type="fixed"/>
       </w:tblPr>
       <w:tblGrid>
-        <w:gridCol w:w="100"/>
+        <w:gridCol w:w="9906"/>
       </w:tblGrid>
       <w:tr>
         <w:tc>
@@ -1952,9 +1936,10 @@
           <w:insideH w:val="none" w:color="FFFFFF" w:sz="0"/>
           <w:insideV w:val="none" w:color="FFFFFF" w:sz="0"/>
         </w:tblBorders>
+        <w:tblLayout w:type="fixed"/>
       </w:tblPr>
       <w:tblGrid>
-        <w:gridCol w:w="100"/>
+        <w:gridCol w:w="9906"/>
       </w:tblGrid>
       <w:tr>
         <w:tc>
@@ -3248,9 +3233,10 @@
           <w:insideH w:val="none" w:color="FFFFFF" w:sz="0"/>
           <w:insideV w:val="none" w:color="FFFFFF" w:sz="0"/>
         </w:tblBorders>
+        <w:tblLayout w:type="fixed"/>
       </w:tblPr>
       <w:tblGrid>
-        <w:gridCol w:w="100"/>
+        <w:gridCol w:w="9906"/>
       </w:tblGrid>
       <w:tr>
         <w:tc>
@@ -4855,9 +4841,10 @@
           <w:insideH w:val="none" w:color="FFFFFF" w:sz="0"/>
           <w:insideV w:val="none" w:color="FFFFFF" w:sz="0"/>
         </w:tblBorders>
+        <w:tblLayout w:type="fixed"/>
       </w:tblPr>
       <w:tblGrid>
-        <w:gridCol w:w="100"/>
+        <w:gridCol w:w="9906"/>
       </w:tblGrid>
       <w:tr>
         <w:tc>
@@ -6288,9 +6275,10 @@
           <w:insideH w:val="none" w:color="FFFFFF" w:sz="0"/>
           <w:insideV w:val="none" w:color="FFFFFF" w:sz="0"/>
         </w:tblBorders>
+        <w:tblLayout w:type="fixed"/>
       </w:tblPr>
       <w:tblGrid>
-        <w:gridCol w:w="100"/>
+        <w:gridCol w:w="9906"/>
       </w:tblGrid>
       <w:tr>
         <w:tc>
